--- a/Year 1/Етичний хакінг/Practical_works/Practical_work_report_1.docx
+++ b/Year 1/Етичний хакінг/Practical_works/Practical_work_report_1.docx
@@ -210,12 +210,6 @@
         <w:gridCol w:w="4100"/>
       </w:tblGrid>
       <w:tr>
-        <w:tblPrEx>
-          <w:tblCellMar>
-            <w:top w:w="0" w:type="dxa"/>
-            <w:bottom w:w="0" w:type="dxa"/>
-          </w:tblCellMar>
-        </w:tblPrEx>
         <w:trPr>
           <w:jc w:val="center"/>
         </w:trPr>
@@ -287,12 +281,6 @@
         </w:tc>
       </w:tr>
       <w:tr>
-        <w:tblPrEx>
-          <w:tblCellMar>
-            <w:top w:w="0" w:type="dxa"/>
-            <w:bottom w:w="0" w:type="dxa"/>
-          </w:tblCellMar>
-        </w:tblPrEx>
         <w:trPr>
           <w:jc w:val="center"/>
         </w:trPr>
@@ -352,18 +340,21 @@
                 <w:sz w:val="22"/>
                 <w:szCs w:val="22"/>
               </w:rPr>
-              <w:t>[Номер ID]</w:t>
+              <w:t>41639</w:t>
+            </w:r>
+            <w:r>
+              <w:rPr>
+                <w:rFonts w:ascii="Arial" w:eastAsia="Arial" w:hAnsi="Arial" w:cs="Arial"/>
+                <w:color w:val="1A1A1A"/>
+                <w:sz w:val="22"/>
+                <w:szCs w:val="22"/>
+              </w:rPr>
+              <w:t xml:space="preserve"> </w:t>
             </w:r>
           </w:p>
         </w:tc>
       </w:tr>
       <w:tr>
-        <w:tblPrEx>
-          <w:tblCellMar>
-            <w:top w:w="0" w:type="dxa"/>
-            <w:bottom w:w="0" w:type="dxa"/>
-          </w:tblCellMar>
-        </w:tblPrEx>
         <w:trPr>
           <w:jc w:val="center"/>
         </w:trPr>
@@ -429,12 +420,6 @@
         </w:tc>
       </w:tr>
       <w:tr>
-        <w:tblPrEx>
-          <w:tblCellMar>
-            <w:top w:w="0" w:type="dxa"/>
-            <w:bottom w:w="0" w:type="dxa"/>
-          </w:tblCellMar>
-        </w:tblPrEx>
         <w:trPr>
           <w:jc w:val="center"/>
         </w:trPr>
@@ -500,12 +485,6 @@
         </w:tc>
       </w:tr>
       <w:tr>
-        <w:tblPrEx>
-          <w:tblCellMar>
-            <w:top w:w="0" w:type="dxa"/>
-            <w:bottom w:w="0" w:type="dxa"/>
-          </w:tblCellMar>
-        </w:tblPrEx>
         <w:trPr>
           <w:jc w:val="center"/>
         </w:trPr>
@@ -602,12 +581,6 @@
         <w:gridCol w:w="9026"/>
       </w:tblGrid>
       <w:tr>
-        <w:tblPrEx>
-          <w:tblCellMar>
-            <w:top w:w="0" w:type="dxa"/>
-            <w:bottom w:w="0" w:type="dxa"/>
-          </w:tblCellMar>
-        </w:tblPrEx>
         <w:tc>
           <w:tcPr>
             <w:tcW w:w="9026" w:type="dxa"/>
@@ -868,12 +841,6 @@
         <w:gridCol w:w="9026"/>
       </w:tblGrid>
       <w:tr>
-        <w:tblPrEx>
-          <w:tblCellMar>
-            <w:top w:w="0" w:type="dxa"/>
-            <w:bottom w:w="0" w:type="dxa"/>
-          </w:tblCellMar>
-        </w:tblPrEx>
         <w:tc>
           <w:tcPr>
             <w:tcW w:w="9026" w:type="dxa"/>
@@ -938,12 +905,6 @@
         <w:gridCol w:w="9026"/>
       </w:tblGrid>
       <w:tr>
-        <w:tblPrEx>
-          <w:tblCellMar>
-            <w:top w:w="0" w:type="dxa"/>
-            <w:bottom w:w="0" w:type="dxa"/>
-          </w:tblCellMar>
-        </w:tblPrEx>
         <w:tc>
           <w:tcPr>
             <w:tcW w:w="9026" w:type="dxa"/>
@@ -1107,12 +1068,6 @@
         <w:gridCol w:w="9026"/>
       </w:tblGrid>
       <w:tr>
-        <w:tblPrEx>
-          <w:tblCellMar>
-            <w:top w:w="0" w:type="dxa"/>
-            <w:bottom w:w="0" w:type="dxa"/>
-          </w:tblCellMar>
-        </w:tblPrEx>
         <w:tc>
           <w:tcPr>
             <w:tcW w:w="9026" w:type="dxa"/>
@@ -1177,12 +1132,6 @@
         <w:gridCol w:w="9026"/>
       </w:tblGrid>
       <w:tr>
-        <w:tblPrEx>
-          <w:tblCellMar>
-            <w:top w:w="0" w:type="dxa"/>
-            <w:bottom w:w="0" w:type="dxa"/>
-          </w:tblCellMar>
-        </w:tblPrEx>
         <w:tc>
           <w:tcPr>
             <w:tcW w:w="9026" w:type="dxa"/>
@@ -1345,12 +1294,6 @@
         <w:gridCol w:w="9026"/>
       </w:tblGrid>
       <w:tr>
-        <w:tblPrEx>
-          <w:tblCellMar>
-            <w:top w:w="0" w:type="dxa"/>
-            <w:bottom w:w="0" w:type="dxa"/>
-          </w:tblCellMar>
-        </w:tblPrEx>
         <w:tc>
           <w:tcPr>
             <w:tcW w:w="9026" w:type="dxa"/>
@@ -1415,12 +1358,6 @@
         <w:gridCol w:w="9026"/>
       </w:tblGrid>
       <w:tr>
-        <w:tblPrEx>
-          <w:tblCellMar>
-            <w:top w:w="0" w:type="dxa"/>
-            <w:bottom w:w="0" w:type="dxa"/>
-          </w:tblCellMar>
-        </w:tblPrEx>
         <w:tc>
           <w:tcPr>
             <w:tcW w:w="9026" w:type="dxa"/>
@@ -1585,12 +1522,6 @@
         <w:gridCol w:w="9026"/>
       </w:tblGrid>
       <w:tr>
-        <w:tblPrEx>
-          <w:tblCellMar>
-            <w:top w:w="0" w:type="dxa"/>
-            <w:bottom w:w="0" w:type="dxa"/>
-          </w:tblCellMar>
-        </w:tblPrEx>
         <w:tc>
           <w:tcPr>
             <w:tcW w:w="9026" w:type="dxa"/>
@@ -1655,12 +1586,6 @@
         <w:gridCol w:w="9026"/>
       </w:tblGrid>
       <w:tr>
-        <w:tblPrEx>
-          <w:tblCellMar>
-            <w:top w:w="0" w:type="dxa"/>
-            <w:bottom w:w="0" w:type="dxa"/>
-          </w:tblCellMar>
-        </w:tblPrEx>
         <w:tc>
           <w:tcPr>
             <w:tcW w:w="9026" w:type="dxa"/>
@@ -1823,12 +1748,6 @@
         <w:gridCol w:w="9026"/>
       </w:tblGrid>
       <w:tr>
-        <w:tblPrEx>
-          <w:tblCellMar>
-            <w:top w:w="0" w:type="dxa"/>
-            <w:bottom w:w="0" w:type="dxa"/>
-          </w:tblCellMar>
-        </w:tblPrEx>
         <w:tc>
           <w:tcPr>
             <w:tcW w:w="9026" w:type="dxa"/>
@@ -1893,12 +1812,6 @@
         <w:gridCol w:w="9026"/>
       </w:tblGrid>
       <w:tr>
-        <w:tblPrEx>
-          <w:tblCellMar>
-            <w:top w:w="0" w:type="dxa"/>
-            <w:bottom w:w="0" w:type="dxa"/>
-          </w:tblCellMar>
-        </w:tblPrEx>
         <w:tc>
           <w:tcPr>
             <w:tcW w:w="9026" w:type="dxa"/>
@@ -2085,12 +1998,6 @@
         <w:gridCol w:w="2436"/>
       </w:tblGrid>
       <w:tr>
-        <w:tblPrEx>
-          <w:tblCellMar>
-            <w:top w:w="0" w:type="dxa"/>
-            <w:bottom w:w="0" w:type="dxa"/>
-          </w:tblCellMar>
-        </w:tblPrEx>
         <w:tc>
           <w:tcPr>
             <w:tcW w:w="722" w:type="dxa"/>
@@ -2238,12 +2145,6 @@
         </w:tc>
       </w:tr>
       <w:tr>
-        <w:tblPrEx>
-          <w:tblCellMar>
-            <w:top w:w="0" w:type="dxa"/>
-            <w:bottom w:w="0" w:type="dxa"/>
-          </w:tblCellMar>
-        </w:tblPrEx>
         <w:tc>
           <w:tcPr>
             <w:tcW w:w="722" w:type="dxa"/>
@@ -2383,12 +2284,6 @@
         </w:tc>
       </w:tr>
       <w:tr>
-        <w:tblPrEx>
-          <w:tblCellMar>
-            <w:top w:w="0" w:type="dxa"/>
-            <w:bottom w:w="0" w:type="dxa"/>
-          </w:tblCellMar>
-        </w:tblPrEx>
         <w:tc>
           <w:tcPr>
             <w:tcW w:w="722" w:type="dxa"/>
@@ -2528,12 +2423,6 @@
         </w:tc>
       </w:tr>
       <w:tr>
-        <w:tblPrEx>
-          <w:tblCellMar>
-            <w:top w:w="0" w:type="dxa"/>
-            <w:bottom w:w="0" w:type="dxa"/>
-          </w:tblCellMar>
-        </w:tblPrEx>
         <w:tc>
           <w:tcPr>
             <w:tcW w:w="722" w:type="dxa"/>
@@ -2673,12 +2562,6 @@
         </w:tc>
       </w:tr>
       <w:tr>
-        <w:tblPrEx>
-          <w:tblCellMar>
-            <w:top w:w="0" w:type="dxa"/>
-            <w:bottom w:w="0" w:type="dxa"/>
-          </w:tblCellMar>
-        </w:tblPrEx>
         <w:tc>
           <w:tcPr>
             <w:tcW w:w="722" w:type="dxa"/>
@@ -2818,12 +2701,6 @@
         </w:tc>
       </w:tr>
       <w:tr>
-        <w:tblPrEx>
-          <w:tblCellMar>
-            <w:top w:w="0" w:type="dxa"/>
-            <w:bottom w:w="0" w:type="dxa"/>
-          </w:tblCellMar>
-        </w:tblPrEx>
         <w:tc>
           <w:tcPr>
             <w:tcW w:w="722" w:type="dxa"/>
@@ -3054,12 +2931,6 @@
         <w:gridCol w:w="9026"/>
       </w:tblGrid>
       <w:tr>
-        <w:tblPrEx>
-          <w:tblCellMar>
-            <w:top w:w="0" w:type="dxa"/>
-            <w:bottom w:w="0" w:type="dxa"/>
-          </w:tblCellMar>
-        </w:tblPrEx>
         <w:tc>
           <w:tcPr>
             <w:tcW w:w="9026" w:type="dxa"/>
@@ -3272,12 +3143,6 @@
         <w:gridCol w:w="9026"/>
       </w:tblGrid>
       <w:tr>
-        <w:tblPrEx>
-          <w:tblCellMar>
-            <w:top w:w="0" w:type="dxa"/>
-            <w:bottom w:w="0" w:type="dxa"/>
-          </w:tblCellMar>
-        </w:tblPrEx>
         <w:tc>
           <w:tcPr>
             <w:tcW w:w="9026" w:type="dxa"/>
@@ -3516,12 +3381,6 @@
         <w:gridCol w:w="9026"/>
       </w:tblGrid>
       <w:tr>
-        <w:tblPrEx>
-          <w:tblCellMar>
-            <w:top w:w="0" w:type="dxa"/>
-            <w:bottom w:w="0" w:type="dxa"/>
-          </w:tblCellMar>
-        </w:tblPrEx>
         <w:tc>
           <w:tcPr>
             <w:tcW w:w="9026" w:type="dxa"/>
@@ -4179,12 +4038,6 @@
         <w:gridCol w:w="9026"/>
       </w:tblGrid>
       <w:tr>
-        <w:tblPrEx>
-          <w:tblCellMar>
-            <w:top w:w="0" w:type="dxa"/>
-            <w:bottom w:w="0" w:type="dxa"/>
-          </w:tblCellMar>
-        </w:tblPrEx>
         <w:tc>
           <w:tcPr>
             <w:tcW w:w="9026" w:type="dxa"/>
@@ -4379,12 +4232,6 @@
         <w:gridCol w:w="2076"/>
       </w:tblGrid>
       <w:tr>
-        <w:tblPrEx>
-          <w:tblCellMar>
-            <w:top w:w="0" w:type="dxa"/>
-            <w:bottom w:w="0" w:type="dxa"/>
-          </w:tblCellMar>
-        </w:tblPrEx>
         <w:tc>
           <w:tcPr>
             <w:tcW w:w="451" w:type="dxa"/>
@@ -4503,12 +4350,6 @@
         </w:tc>
       </w:tr>
       <w:tr>
-        <w:tblPrEx>
-          <w:tblCellMar>
-            <w:top w:w="0" w:type="dxa"/>
-            <w:bottom w:w="0" w:type="dxa"/>
-          </w:tblCellMar>
-        </w:tblPrEx>
         <w:tc>
           <w:tcPr>
             <w:tcW w:w="451" w:type="dxa"/>
@@ -4629,12 +4470,6 @@
         </w:tc>
       </w:tr>
       <w:tr>
-        <w:tblPrEx>
-          <w:tblCellMar>
-            <w:top w:w="0" w:type="dxa"/>
-            <w:bottom w:w="0" w:type="dxa"/>
-          </w:tblCellMar>
-        </w:tblPrEx>
         <w:tc>
           <w:tcPr>
             <w:tcW w:w="451" w:type="dxa"/>
@@ -4755,12 +4590,6 @@
         </w:tc>
       </w:tr>
       <w:tr>
-        <w:tblPrEx>
-          <w:tblCellMar>
-            <w:top w:w="0" w:type="dxa"/>
-            <w:bottom w:w="0" w:type="dxa"/>
-          </w:tblCellMar>
-        </w:tblPrEx>
         <w:tc>
           <w:tcPr>
             <w:tcW w:w="451" w:type="dxa"/>
@@ -4881,12 +4710,6 @@
         </w:tc>
       </w:tr>
       <w:tr>
-        <w:tblPrEx>
-          <w:tblCellMar>
-            <w:top w:w="0" w:type="dxa"/>
-            <w:bottom w:w="0" w:type="dxa"/>
-          </w:tblCellMar>
-        </w:tblPrEx>
         <w:tc>
           <w:tcPr>
             <w:tcW w:w="451" w:type="dxa"/>
@@ -5007,12 +4830,6 @@
         </w:tc>
       </w:tr>
       <w:tr>
-        <w:tblPrEx>
-          <w:tblCellMar>
-            <w:top w:w="0" w:type="dxa"/>
-            <w:bottom w:w="0" w:type="dxa"/>
-          </w:tblCellMar>
-        </w:tblPrEx>
         <w:tc>
           <w:tcPr>
             <w:tcW w:w="451" w:type="dxa"/>
@@ -5133,12 +4950,6 @@
         </w:tc>
       </w:tr>
       <w:tr>
-        <w:tblPrEx>
-          <w:tblCellMar>
-            <w:top w:w="0" w:type="dxa"/>
-            <w:bottom w:w="0" w:type="dxa"/>
-          </w:tblCellMar>
-        </w:tblPrEx>
         <w:tc>
           <w:tcPr>
             <w:tcW w:w="451" w:type="dxa"/>
@@ -5259,12 +5070,6 @@
         </w:tc>
       </w:tr>
       <w:tr>
-        <w:tblPrEx>
-          <w:tblCellMar>
-            <w:top w:w="0" w:type="dxa"/>
-            <w:bottom w:w="0" w:type="dxa"/>
-          </w:tblCellMar>
-        </w:tblPrEx>
         <w:tc>
           <w:tcPr>
             <w:tcW w:w="451" w:type="dxa"/>
@@ -5385,12 +5190,6 @@
         </w:tc>
       </w:tr>
       <w:tr>
-        <w:tblPrEx>
-          <w:tblCellMar>
-            <w:top w:w="0" w:type="dxa"/>
-            <w:bottom w:w="0" w:type="dxa"/>
-          </w:tblCellMar>
-        </w:tblPrEx>
         <w:tc>
           <w:tcPr>
             <w:tcW w:w="451" w:type="dxa"/>
@@ -5511,12 +5310,6 @@
         </w:tc>
       </w:tr>
       <w:tr>
-        <w:tblPrEx>
-          <w:tblCellMar>
-            <w:top w:w="0" w:type="dxa"/>
-            <w:bottom w:w="0" w:type="dxa"/>
-          </w:tblCellMar>
-        </w:tblPrEx>
         <w:tc>
           <w:tcPr>
             <w:tcW w:w="451" w:type="dxa"/>
@@ -5637,12 +5430,6 @@
         </w:tc>
       </w:tr>
       <w:tr>
-        <w:tblPrEx>
-          <w:tblCellMar>
-            <w:top w:w="0" w:type="dxa"/>
-            <w:bottom w:w="0" w:type="dxa"/>
-          </w:tblCellMar>
-        </w:tblPrEx>
         <w:tc>
           <w:tcPr>
             <w:tcW w:w="451" w:type="dxa"/>
@@ -5843,12 +5630,6 @@
         <w:gridCol w:w="2020"/>
       </w:tblGrid>
       <w:tr>
-        <w:tblPrEx>
-          <w:tblCellMar>
-            <w:top w:w="0" w:type="dxa"/>
-            <w:bottom w:w="0" w:type="dxa"/>
-          </w:tblCellMar>
-        </w:tblPrEx>
         <w:tc>
           <w:tcPr>
             <w:tcW w:w="451" w:type="dxa"/>
@@ -5996,12 +5777,6 @@
         </w:tc>
       </w:tr>
       <w:tr>
-        <w:tblPrEx>
-          <w:tblCellMar>
-            <w:top w:w="0" w:type="dxa"/>
-            <w:bottom w:w="0" w:type="dxa"/>
-          </w:tblCellMar>
-        </w:tblPrEx>
         <w:tc>
           <w:tcPr>
             <w:tcW w:w="451" w:type="dxa"/>
@@ -6153,12 +5928,6 @@
         </w:tc>
       </w:tr>
       <w:tr>
-        <w:tblPrEx>
-          <w:tblCellMar>
-            <w:top w:w="0" w:type="dxa"/>
-            <w:bottom w:w="0" w:type="dxa"/>
-          </w:tblCellMar>
-        </w:tblPrEx>
         <w:tc>
           <w:tcPr>
             <w:tcW w:w="451" w:type="dxa"/>
@@ -6310,12 +6079,6 @@
         </w:tc>
       </w:tr>
       <w:tr>
-        <w:tblPrEx>
-          <w:tblCellMar>
-            <w:top w:w="0" w:type="dxa"/>
-            <w:bottom w:w="0" w:type="dxa"/>
-          </w:tblCellMar>
-        </w:tblPrEx>
         <w:tc>
           <w:tcPr>
             <w:tcW w:w="451" w:type="dxa"/>
@@ -6467,12 +6230,6 @@
         </w:tc>
       </w:tr>
       <w:tr>
-        <w:tblPrEx>
-          <w:tblCellMar>
-            <w:top w:w="0" w:type="dxa"/>
-            <w:bottom w:w="0" w:type="dxa"/>
-          </w:tblCellMar>
-        </w:tblPrEx>
         <w:tc>
           <w:tcPr>
             <w:tcW w:w="451" w:type="dxa"/>
@@ -6624,12 +6381,6 @@
         </w:tc>
       </w:tr>
       <w:tr>
-        <w:tblPrEx>
-          <w:tblCellMar>
-            <w:top w:w="0" w:type="dxa"/>
-            <w:bottom w:w="0" w:type="dxa"/>
-          </w:tblCellMar>
-        </w:tblPrEx>
         <w:tc>
           <w:tcPr>
             <w:tcW w:w="451" w:type="dxa"/>
@@ -6812,12 +6563,6 @@
         <w:gridCol w:w="9026"/>
       </w:tblGrid>
       <w:tr>
-        <w:tblPrEx>
-          <w:tblCellMar>
-            <w:top w:w="0" w:type="dxa"/>
-            <w:bottom w:w="0" w:type="dxa"/>
-          </w:tblCellMar>
-        </w:tblPrEx>
         <w:tc>
           <w:tcPr>
             <w:tcW w:w="9026" w:type="dxa"/>
@@ -6994,12 +6739,6 @@
         <w:gridCol w:w="9026"/>
       </w:tblGrid>
       <w:tr>
-        <w:tblPrEx>
-          <w:tblCellMar>
-            <w:top w:w="0" w:type="dxa"/>
-            <w:bottom w:w="0" w:type="dxa"/>
-          </w:tblCellMar>
-        </w:tblPrEx>
         <w:tc>
           <w:tcPr>
             <w:tcW w:w="9026" w:type="dxa"/>
@@ -7182,12 +6921,6 @@
         <w:gridCol w:w="3159"/>
       </w:tblGrid>
       <w:tr>
-        <w:tblPrEx>
-          <w:tblCellMar>
-            <w:top w:w="0" w:type="dxa"/>
-            <w:bottom w:w="0" w:type="dxa"/>
-          </w:tblCellMar>
-        </w:tblPrEx>
         <w:tc>
           <w:tcPr>
             <w:tcW w:w="2708" w:type="dxa"/>
@@ -7277,12 +7010,6 @@
         </w:tc>
       </w:tr>
       <w:tr>
-        <w:tblPrEx>
-          <w:tblCellMar>
-            <w:top w:w="0" w:type="dxa"/>
-            <w:bottom w:w="0" w:type="dxa"/>
-          </w:tblCellMar>
-        </w:tblPrEx>
         <w:tc>
           <w:tcPr>
             <w:tcW w:w="2708" w:type="dxa"/>
@@ -7368,12 +7095,6 @@
         </w:tc>
       </w:tr>
       <w:tr>
-        <w:tblPrEx>
-          <w:tblCellMar>
-            <w:top w:w="0" w:type="dxa"/>
-            <w:bottom w:w="0" w:type="dxa"/>
-          </w:tblCellMar>
-        </w:tblPrEx>
         <w:tc>
           <w:tcPr>
             <w:tcW w:w="2708" w:type="dxa"/>
@@ -7459,12 +7180,6 @@
         </w:tc>
       </w:tr>
       <w:tr>
-        <w:tblPrEx>
-          <w:tblCellMar>
-            <w:top w:w="0" w:type="dxa"/>
-            <w:bottom w:w="0" w:type="dxa"/>
-          </w:tblCellMar>
-        </w:tblPrEx>
         <w:tc>
           <w:tcPr>
             <w:tcW w:w="2708" w:type="dxa"/>
@@ -7550,12 +7265,6 @@
         </w:tc>
       </w:tr>
       <w:tr>
-        <w:tblPrEx>
-          <w:tblCellMar>
-            <w:top w:w="0" w:type="dxa"/>
-            <w:bottom w:w="0" w:type="dxa"/>
-          </w:tblCellMar>
-        </w:tblPrEx>
         <w:tc>
           <w:tcPr>
             <w:tcW w:w="2708" w:type="dxa"/>
@@ -7641,12 +7350,6 @@
         </w:tc>
       </w:tr>
       <w:tr>
-        <w:tblPrEx>
-          <w:tblCellMar>
-            <w:top w:w="0" w:type="dxa"/>
-            <w:bottom w:w="0" w:type="dxa"/>
-          </w:tblCellMar>
-        </w:tblPrEx>
         <w:tc>
           <w:tcPr>
             <w:tcW w:w="2708" w:type="dxa"/>
@@ -7736,12 +7439,6 @@
         </w:tc>
       </w:tr>
       <w:tr>
-        <w:tblPrEx>
-          <w:tblCellMar>
-            <w:top w:w="0" w:type="dxa"/>
-            <w:bottom w:w="0" w:type="dxa"/>
-          </w:tblCellMar>
-        </w:tblPrEx>
         <w:tc>
           <w:tcPr>
             <w:tcW w:w="2708" w:type="dxa"/>
@@ -7858,12 +7555,6 @@
         <w:gridCol w:w="9026"/>
       </w:tblGrid>
       <w:tr>
-        <w:tblPrEx>
-          <w:tblCellMar>
-            <w:top w:w="0" w:type="dxa"/>
-            <w:bottom w:w="0" w:type="dxa"/>
-          </w:tblCellMar>
-        </w:tblPrEx>
         <w:tc>
           <w:tcPr>
             <w:tcW w:w="9026" w:type="dxa"/>
@@ -8035,12 +7726,6 @@
         <w:gridCol w:w="9026"/>
       </w:tblGrid>
       <w:tr>
-        <w:tblPrEx>
-          <w:tblCellMar>
-            <w:top w:w="0" w:type="dxa"/>
-            <w:bottom w:w="0" w:type="dxa"/>
-          </w:tblCellMar>
-        </w:tblPrEx>
         <w:tc>
           <w:tcPr>
             <w:tcW w:w="9026" w:type="dxa"/>
